--- a/resource/奇点电商平台店铺经营证明模板.docx
+++ b/resource/奇点电商平台店铺经营证明模板.docx
@@ -38,6 +38,48 @@
             <w:pPr>
               <w:spacing w:after="0" w:line="240" w:lineRule="auto"/>
             </w:pPr>
+            <w:r>
+              <w:drawing>
+                <wp:anchor distT="0" distB="0" distL="0" distR="0" simplePos="0" relativeHeight="251659264" behindDoc="0" locked="0" layoutInCell="1" allowOverlap="1">
+                  <wp:simplePos x="0" y="0"/>
+                  <wp:positionH relativeFrom="page">
+                    <wp:posOffset>3550000</wp:posOffset>
+                  </wp:positionH>
+                  <wp:positionV relativeFrom="page">
+                    <wp:posOffset>7050000</wp:posOffset>
+                  </wp:positionV>
+                  <wp:extent cx="1440000" cy="1450800"/>
+                  <wp:wrapNone/>
+                  <wp:docPr id="2" name="Picture 2"/>
+                  <wp:cNvGraphicFramePr xmlns:a="http://schemas.openxmlformats.org/drawingml/2006/main">
+                    <a:graphicFrameLocks noChangeAspect="1"/>
+                  </wp:cNvGraphicFramePr>
+                  <a:graphic xmlns:a="http://schemas.openxmlformats.org/drawingml/2006/main" xmlns:pic="http://schemas.openxmlformats.org/drawingml/2006/picture">
+                    <a:graphicData uri="http://schemas.openxmlformats.org/drawingml/2006/picture">
+                      <pic:pic>
+                        <pic:nvPicPr>
+                          <pic:cNvPr id="0" name="image.png"/>
+                          <pic:cNvPicPr/>
+                        </pic:nvPicPr>
+                        <pic:blipFill>
+                          <a:blip r:embed="rId9"/>
+                          <a:stretch>
+                            <a:fillRect/>
+                          </a:stretch>
+                        </pic:blipFill>
+                        <pic:spPr>
+                          <a:xfrm>
+                            <a:off x="0" y="0"/>
+                            <a:ext cx="1440000" cy="1450800"/>
+                          </a:xfrm>
+                          <a:prstGeom prst="rect"/>
+                        </pic:spPr>
+                      </pic:pic>
+                    </a:graphicData>
+                  </a:graphic>
+                </wp:anchor>
+              </w:drawing>
+            </w:r>
           </w:p>
           <w:tbl>
             <w:tblPr>
@@ -128,7 +170,7 @@
                       <w:sz w:val="30"/>
                       <w:lang w:eastAsia="zh-CN"/>
                     </w:rPr>
-                    <w:t>厦门淑莱汝信息科技有限公司</w:t>
+                    <w:t xml:space="preserve">                    </w:t>
                   </w:r>
                 </w:p>
                 <w:p>
@@ -155,7 +197,7 @@
                       <w:sz w:val="30"/>
                       <w:lang w:eastAsia="zh-CN"/>
                     </w:rPr>
-                    <w:t>91350206MAKGH6NDXJ</w:t>
+                    <w:t xml:space="preserve">                  </w:t>
                   </w:r>
                   <w:r>
                     <w:rPr>
@@ -209,37 +251,10 @@
                       <w:sz w:val="30"/>
                       <w:lang w:eastAsia="zh-CN"/>
                     </w:rPr>
-                    <w:t>厦门淑</w:t>
+                    <w:t xml:space="preserve">              </w:t>
                   </w:r>
                   <w:proofErr w:type="gramStart"/>
-                  <w:r>
-                    <w:rPr>
-                      <w:rFonts w:ascii="微软雅黑" w:eastAsia="微软雅黑" w:hAnsi="微软雅黑" w:hint="eastAsia"/>
-                      <w:color w:val="111827"/>
-                      <w:sz w:val="30"/>
-                      <w:lang w:eastAsia="zh-CN"/>
-                    </w:rPr>
-                    <w:t>莱汝</w:t>
-                  </w:r>
-                  <w:r>
-                    <w:rPr>
-                      <w:rFonts w:ascii="微软雅黑" w:eastAsia="微软雅黑" w:hAnsi="微软雅黑"/>
-                      <w:color w:val="111827"/>
-                      <w:sz w:val="30"/>
-                      <w:lang w:eastAsia="zh-CN"/>
-                    </w:rPr>
-                    <w:t>网络</w:t>
-                  </w:r>
                   <w:proofErr w:type="gramEnd"/>
-                  <w:r>
-                    <w:rPr>
-                      <w:rFonts w:ascii="微软雅黑" w:eastAsia="微软雅黑" w:hAnsi="微软雅黑"/>
-                      <w:color w:val="111827"/>
-                      <w:sz w:val="30"/>
-                      <w:lang w:eastAsia="zh-CN"/>
-                    </w:rPr>
-                    <w:t>设计</w:t>
-                  </w:r>
                 </w:p>
                 <w:p>
                   <w:pPr>
@@ -261,34 +276,9 @@
                       <w:color w:val="111827"/>
                       <w:sz w:val="30"/>
                     </w:rPr>
-                    <w:t>https</w:t>
+                    <w:t xml:space="preserve">                                  </w:t>
                   </w:r>
                   <w:proofErr w:type="spellEnd"/>
-                  <w:r>
-                    <w:rPr>
-                      <w:rFonts w:ascii="微软雅黑" w:eastAsia="微软雅黑" w:hAnsi="微软雅黑"/>
-                      <w:color w:val="111827"/>
-                      <w:sz w:val="30"/>
-                    </w:rPr>
-                    <w:t>://</w:t>
-                  </w:r>
-                  <w:r>
-                    <w:rPr>
-                      <w:rFonts w:ascii="微软雅黑" w:eastAsia="微软雅黑" w:hAnsi="微软雅黑" w:hint="eastAsia"/>
-                      <w:color w:val="111827"/>
-                      <w:sz w:val="30"/>
-                      <w:lang w:eastAsia="zh-CN"/>
-                    </w:rPr>
-                    <w:t>xmslr</w:t>
-                  </w:r>
-                  <w:r>
-                    <w:rPr>
-                      <w:rFonts w:ascii="微软雅黑" w:eastAsia="微软雅黑" w:hAnsi="微软雅黑"/>
-                      <w:color w:val="111827"/>
-                      <w:sz w:val="30"/>
-                    </w:rPr>
-                    <w:t>.qidian.hzshengruikj.cn/</w:t>
-                  </w:r>
                 </w:p>
                 <w:p>
                   <w:pPr>
@@ -338,47 +328,7 @@
                       <w:color w:val="111827"/>
                       <w:sz w:val="28"/>
                     </w:rPr>
-                    <w:t>2026</w:t>
-                  </w:r>
-                  <w:r>
-                    <w:rPr>
-                      <w:rFonts w:ascii="微软雅黑" w:eastAsia="微软雅黑" w:hAnsi="微软雅黑"/>
-                      <w:color w:val="111827"/>
-                      <w:sz w:val="28"/>
-                    </w:rPr>
-                    <w:t>年</w:t>
-                  </w:r>
-                  <w:r>
-                    <w:rPr>
-                      <w:rFonts w:ascii="微软雅黑" w:eastAsia="微软雅黑" w:hAnsi="微软雅黑"/>
-                      <w:color w:val="111827"/>
-                      <w:sz w:val="28"/>
-                    </w:rPr>
-                    <w:t>7</w:t>
-                  </w:r>
-                  <w:r>
-                    <w:rPr>
-                      <w:rFonts w:ascii="微软雅黑" w:eastAsia="微软雅黑" w:hAnsi="微软雅黑"/>
-                      <w:color w:val="111827"/>
-                      <w:sz w:val="28"/>
-                    </w:rPr>
-                    <w:t>月</w:t>
-                  </w:r>
-                  <w:r>
-                    <w:rPr>
-                      <w:rFonts w:ascii="微软雅黑" w:eastAsia="微软雅黑" w:hAnsi="微软雅黑"/>
-                      <w:color w:val="111827"/>
-                      <w:sz w:val="28"/>
-                    </w:rPr>
-                    <w:t>19</w:t>
-                  </w:r>
-                  <w:r>
-                    <w:rPr>
-                      <w:rFonts w:ascii="微软雅黑" w:eastAsia="微软雅黑" w:hAnsi="微软雅黑"/>
-                      <w:color w:val="111827"/>
-                      <w:sz w:val="28"/>
-                    </w:rPr>
-                    <w:t>日</w:t>
+                    <w:t xml:space="preserve">            </w:t>
                   </w:r>
                 </w:p>
               </w:tc>
